--- a/_output/cue-actions-supplemental.docx
+++ b/_output/cue-actions-supplemental.docx
@@ -9170,6 +9170,14 @@
         </w:tc>
       </w:tr>
     </w:tbl>
+    <w:p>
+      <w:pPr>
+        <w:pStyle w:val="BodyText"/>
+      </w:pPr>
+      <w:r>
+        <w:t xml:space="preserve">Note: the Trump-approval corroborating analysis (a continuous, post-treatment measure of Trump approval substituted for the ideology x party identity measures) is reported in the manuscript’s Results section rather than here, since it bears directly on the main text’s interpretation of the Trump-cue mechanism.</w:t>
+      </w:r>
+    </w:p>
     <w:bookmarkEnd w:id="19"/>
     <w:bookmarkEnd w:id="20"/>
     <w:sectPr>
